--- a/zht/docx/18.content.docx
+++ b/zht/docx/18.content.docx
@@ -641,90 +641,60 @@
         </w:rPr>
         <w:t>古代人似乎知道有一種生活在海中的巨大而兇猛的生物。他們稱之為「大魚」。在約伯所處的文化中，人們視海為混亂之水的領域，而他們把這頭海怪與那混亂聯繫在一起。在約伯記中提到這種生物的經文包括：</w:t>
       </w:r>
-      <w:hyperlink r:id="rId13">
-        <w:r>
-          <w:rPr>
-            <w:lang w:val="zh_TW" w:bidi="zh_TW"/>
-          </w:rPr>
-          <w:rPr>
-            <w:color w:val="0000EE"/>
-            <w:u w:val="single"/>
-          </w:rPr>
-          <w:t>三章8節</w:t>
-        </w:r>
-      </w:hyperlink>
+      <w:r>
+        <w:rPr>
+          <w:lang w:val="zh_TW" w:bidi="zh_TW"/>
+        </w:rPr>
+        <w:t>三章8節</w:t>
+      </w:r>
       <w:r>
         <w:rPr>
           <w:lang w:val="zh_TW" w:bidi="zh_TW"/>
         </w:rPr>
         <w:t>的鱷魚、</w:t>
       </w:r>
-      <w:hyperlink r:id="rId14">
-        <w:r>
-          <w:rPr>
-            <w:lang w:val="zh_TW" w:bidi="zh_TW"/>
-          </w:rPr>
-          <w:rPr>
-            <w:color w:val="0000EE"/>
-            <w:u w:val="single"/>
-          </w:rPr>
-          <w:t>七章12節</w:t>
-        </w:r>
-      </w:hyperlink>
+      <w:r>
+        <w:rPr>
+          <w:lang w:val="zh_TW" w:bidi="zh_TW"/>
+        </w:rPr>
+        <w:t>七章12節</w:t>
+      </w:r>
       <w:r>
         <w:rPr>
           <w:lang w:val="zh_TW" w:bidi="zh_TW"/>
         </w:rPr>
         <w:t>的「大魚」、</w:t>
       </w:r>
-      <w:hyperlink r:id="rId15">
-        <w:r>
-          <w:rPr>
-            <w:lang w:val="zh_TW" w:bidi="zh_TW"/>
-          </w:rPr>
-          <w:rPr>
-            <w:color w:val="0000EE"/>
-            <w:u w:val="single"/>
-          </w:rPr>
-          <w:t>九章13節</w:t>
-        </w:r>
-      </w:hyperlink>
+      <w:r>
+        <w:rPr>
+          <w:lang w:val="zh_TW" w:bidi="zh_TW"/>
+        </w:rPr>
+        <w:t>九章13節</w:t>
+      </w:r>
       <w:r>
         <w:rPr>
           <w:lang w:val="zh_TW" w:bidi="zh_TW"/>
         </w:rPr>
         <w:t>和</w:t>
       </w:r>
-      <w:hyperlink r:id="rId16">
-        <w:r>
-          <w:rPr>
-            <w:lang w:val="zh_TW" w:bidi="zh_TW"/>
-          </w:rPr>
-          <w:rPr>
-            <w:color w:val="0000EE"/>
-            <w:u w:val="single"/>
-          </w:rPr>
-          <w:t>二十六章12節</w:t>
-        </w:r>
-      </w:hyperlink>
+      <w:r>
+        <w:rPr>
+          <w:lang w:val="zh_TW" w:bidi="zh_TW"/>
+        </w:rPr>
+        <w:t>二十六章12節</w:t>
+      </w:r>
       <w:r>
         <w:rPr>
           <w:lang w:val="zh_TW" w:bidi="zh_TW"/>
         </w:rPr>
         <w:t>的拉哈伯，以及</w:t>
       </w:r>
-      <w:hyperlink r:id="rId17">
-        <w:r>
-          <w:rPr>
-            <w:lang w:val="zh_TW" w:bidi="zh_TW"/>
-          </w:rPr>
-          <w:rPr>
-            <w:color w:val="0000EE"/>
-            <w:u w:val="single"/>
-          </w:rPr>
-          <w:t>二十六章13節</w:t>
-        </w:r>
-      </w:hyperlink>
+      <w:r>
+        <w:rPr>
+          <w:lang w:val="zh_TW" w:bidi="zh_TW"/>
+        </w:rPr>
+        <w:t>二十六章13節</w:t>
+      </w:r>
       <w:r>
         <w:rPr>
           <w:lang w:val="zh_TW" w:bidi="zh_TW"/>
@@ -2289,18 +2259,12 @@
         </w:rPr>
         <w:t>在</w:t>
       </w:r>
-      <w:hyperlink r:id="rId18">
-        <w:r>
-          <w:rPr>
-            <w:lang w:val="zh_TW" w:bidi="zh_TW"/>
-          </w:rPr>
-          <w:rPr>
-            <w:color w:val="0000EE"/>
-            <w:u w:val="single"/>
-          </w:rPr>
-          <w:t>七章21節</w:t>
-        </w:r>
-      </w:hyperlink>
+      <w:r>
+        <w:rPr>
+          <w:lang w:val="zh_TW" w:bidi="zh_TW"/>
+        </w:rPr>
+        <w:t>七章21節</w:t>
+      </w:r>
       <w:r>
         <w:rPr>
           <w:lang w:val="zh_TW" w:bidi="zh_TW"/>
@@ -2320,18 +2284,12 @@
         </w:rPr>
         <w:t>他。在</w:t>
       </w:r>
-      <w:hyperlink r:id="rId19">
-        <w:r>
-          <w:rPr>
-            <w:lang w:val="zh_TW" w:bidi="zh_TW"/>
-          </w:rPr>
-          <w:rPr>
-            <w:color w:val="0000EE"/>
-            <w:u w:val="single"/>
-          </w:rPr>
-          <w:t>八章5節</w:t>
-        </w:r>
-      </w:hyperlink>
+      <w:r>
+        <w:rPr>
+          <w:lang w:val="zh_TW" w:bidi="zh_TW"/>
+        </w:rPr>
+        <w:t>八章5節</w:t>
+      </w:r>
       <w:r>
         <w:rPr>
           <w:lang w:val="zh_TW" w:bidi="zh_TW"/>
@@ -2351,18 +2309,12 @@
         </w:rPr>
         <w:t>翻譯成約伯在</w:t>
       </w:r>
-      <w:hyperlink r:id="rId18">
-        <w:r>
-          <w:rPr>
-            <w:lang w:val="zh_TW" w:bidi="zh_TW"/>
-          </w:rPr>
-          <w:rPr>
-            <w:color w:val="0000EE"/>
-            <w:u w:val="single"/>
-          </w:rPr>
-          <w:t>七章21節</w:t>
-        </w:r>
-      </w:hyperlink>
+      <w:r>
+        <w:rPr>
+          <w:lang w:val="zh_TW" w:bidi="zh_TW"/>
+        </w:rPr>
+        <w:t>七章21節</w:t>
+      </w:r>
       <w:r>
         <w:rPr>
           <w:lang w:val="zh_TW" w:bidi="zh_TW"/>
@@ -2453,18 +2405,12 @@
         </w:rPr>
         <w:t>這一章是約伯對比勒達第一次發言的回應。在</w:t>
       </w:r>
-      <w:hyperlink r:id="rId19">
-        <w:r>
-          <w:rPr>
-            <w:lang w:val="zh_TW" w:bidi="zh_TW"/>
-          </w:rPr>
-          <w:rPr>
-            <w:color w:val="0000EE"/>
-            <w:u w:val="single"/>
-          </w:rPr>
-          <w:t>八章5節</w:t>
-        </w:r>
-      </w:hyperlink>
+      <w:r>
+        <w:rPr>
+          <w:lang w:val="zh_TW" w:bidi="zh_TW"/>
+        </w:rPr>
+        <w:t>八章5節</w:t>
+      </w:r>
       <w:r>
         <w:rPr>
           <w:lang w:val="zh_TW" w:bidi="zh_TW"/>
@@ -2991,36 +2937,24 @@
         </w:rPr>
         <w:t>在</w:t>
       </w:r>
-      <w:hyperlink r:id="rId20">
-        <w:r>
-          <w:rPr>
-            <w:lang w:val="zh_TW" w:bidi="zh_TW"/>
-          </w:rPr>
-          <w:rPr>
-            <w:color w:val="0000EE"/>
-            <w:u w:val="single"/>
-          </w:rPr>
-          <w:t>九章12節</w:t>
-        </w:r>
-      </w:hyperlink>
+      <w:r>
+        <w:rPr>
+          <w:lang w:val="zh_TW" w:bidi="zh_TW"/>
+        </w:rPr>
+        <w:t>九章12節</w:t>
+      </w:r>
       <w:r>
         <w:rPr>
           <w:lang w:val="zh_TW" w:bidi="zh_TW"/>
         </w:rPr>
         <w:t>，約伯在暗示神可能會殘酷行事時，他的問題這樣提到神：「誰能阻擋？」瑣法在</w:t>
       </w:r>
-      <w:hyperlink r:id="rId21">
-        <w:r>
-          <w:rPr>
-            <w:lang w:val="zh_TW" w:bidi="zh_TW"/>
-          </w:rPr>
-          <w:rPr>
-            <w:color w:val="0000EE"/>
-            <w:u w:val="single"/>
-          </w:rPr>
-          <w:t>十一章10節</w:t>
-        </w:r>
-      </w:hyperlink>
+      <w:r>
+        <w:rPr>
+          <w:lang w:val="zh_TW" w:bidi="zh_TW"/>
+        </w:rPr>
+        <w:t>十一章10節</w:t>
+      </w:r>
       <w:r>
         <w:rPr>
           <w:lang w:val="zh_TW" w:bidi="zh_TW"/>
@@ -3045,36 +2979,24 @@
         </w:rPr>
         <w:t>在</w:t>
       </w:r>
-      <w:hyperlink r:id="rId22">
-        <w:r>
-          <w:rPr>
-            <w:lang w:val="zh_TW" w:bidi="zh_TW"/>
-          </w:rPr>
-          <w:rPr>
-            <w:color w:val="0000EE"/>
-            <w:u w:val="single"/>
-          </w:rPr>
-          <w:t>十章15節</w:t>
-        </w:r>
-      </w:hyperlink>
+      <w:r>
+        <w:rPr>
+          <w:lang w:val="zh_TW" w:bidi="zh_TW"/>
+        </w:rPr>
+        <w:t>十章15節</w:t>
+      </w:r>
       <w:r>
         <w:rPr>
           <w:lang w:val="zh_TW" w:bidi="zh_TW"/>
         </w:rPr>
         <w:t>，約伯說他不會抬頭，他會繼續感到羞愧，因為神正在懲罰他，即使他是無辜的。在</w:t>
       </w:r>
-      <w:hyperlink r:id="rId23">
-        <w:r>
-          <w:rPr>
-            <w:lang w:val="zh_TW" w:bidi="zh_TW"/>
-          </w:rPr>
-          <w:rPr>
-            <w:color w:val="0000EE"/>
-            <w:u w:val="single"/>
-          </w:rPr>
-          <w:t>十一章15節</w:t>
-        </w:r>
-      </w:hyperlink>
+      <w:r>
+        <w:rPr>
+          <w:lang w:val="zh_TW" w:bidi="zh_TW"/>
+        </w:rPr>
+        <w:t>十一章15節</w:t>
+      </w:r>
       <w:r>
         <w:rPr>
           <w:lang w:val="zh_TW" w:bidi="zh_TW"/>
@@ -3099,36 +3021,24 @@
         </w:rPr>
         <w:t>在</w:t>
       </w:r>
-      <w:hyperlink r:id="rId24">
-        <w:r>
-          <w:rPr>
-            <w:lang w:val="zh_TW" w:bidi="zh_TW"/>
-          </w:rPr>
-          <w:rPr>
-            <w:color w:val="0000EE"/>
-            <w:u w:val="single"/>
-          </w:rPr>
-          <w:t>十章22節</w:t>
-        </w:r>
-      </w:hyperlink>
+      <w:r>
+        <w:rPr>
+          <w:lang w:val="zh_TW" w:bidi="zh_TW"/>
+        </w:rPr>
+        <w:t>十章22節</w:t>
+      </w:r>
       <w:r>
         <w:rPr>
           <w:lang w:val="zh_TW" w:bidi="zh_TW"/>
         </w:rPr>
         <w:t>，約伯說他將死去，並去往一個完全黑暗的地方。瑣法在</w:t>
       </w:r>
-      <w:hyperlink r:id="rId25">
-        <w:r>
-          <w:rPr>
-            <w:lang w:val="zh_TW" w:bidi="zh_TW"/>
-          </w:rPr>
-          <w:rPr>
-            <w:color w:val="0000EE"/>
-            <w:u w:val="single"/>
-          </w:rPr>
-          <w:t>十一章17節</w:t>
-        </w:r>
-      </w:hyperlink>
+      <w:r>
+        <w:rPr>
+          <w:lang w:val="zh_TW" w:bidi="zh_TW"/>
+        </w:rPr>
+        <w:t>十一章17節</w:t>
+      </w:r>
       <w:r>
         <w:rPr>
           <w:lang w:val="zh_TW" w:bidi="zh_TW"/>
@@ -4438,18 +4348,12 @@
         </w:rPr>
         <w:t>在第19–21節中，約伯描述了需要有人在天上向神為他辯白。這同一個人物很可能就是約伯在</w:t>
       </w:r>
-      <w:hyperlink r:id="rId26">
-        <w:r>
-          <w:rPr>
-            <w:lang w:val="zh_TW" w:bidi="zh_TW"/>
-          </w:rPr>
-          <w:rPr>
-            <w:color w:val="0000EE"/>
-            <w:u w:val="single"/>
-          </w:rPr>
-          <w:t>十九章25節</w:t>
-        </w:r>
-      </w:hyperlink>
+      <w:r>
+        <w:rPr>
+          <w:lang w:val="zh_TW" w:bidi="zh_TW"/>
+        </w:rPr>
+        <w:t>十九章25節</w:t>
+      </w:r>
       <w:r>
         <w:rPr>
           <w:lang w:val="zh_TW" w:bidi="zh_TW"/>
@@ -5027,72 +4931,48 @@
         </w:rPr>
         <w:t>在</w:t>
       </w:r>
-      <w:hyperlink r:id="rId27">
-        <w:r>
-          <w:rPr>
-            <w:lang w:val="zh_TW" w:bidi="zh_TW"/>
-          </w:rPr>
-          <w:rPr>
-            <w:color w:val="0000EE"/>
-            <w:u w:val="single"/>
-          </w:rPr>
-          <w:t>七章8節</w:t>
-        </w:r>
-      </w:hyperlink>
+      <w:r>
+        <w:rPr>
+          <w:lang w:val="zh_TW" w:bidi="zh_TW"/>
+        </w:rPr>
+        <w:t>七章8節</w:t>
+      </w:r>
       <w:r>
         <w:rPr>
           <w:lang w:val="zh_TW" w:bidi="zh_TW"/>
         </w:rPr>
         <w:t>，約伯向神呼求時說：「觀看我的人，他的眼必不再見我；你的眼目要看我，我卻不在了。」瑣法在</w:t>
       </w:r>
-      <w:hyperlink r:id="rId28">
-        <w:r>
-          <w:rPr>
-            <w:lang w:val="zh_TW" w:bidi="zh_TW"/>
-          </w:rPr>
-          <w:rPr>
-            <w:color w:val="0000EE"/>
-            <w:u w:val="single"/>
-          </w:rPr>
-          <w:t>二十章9節</w:t>
-        </w:r>
-      </w:hyperlink>
+      <w:r>
+        <w:rPr>
+          <w:lang w:val="zh_TW" w:bidi="zh_TW"/>
+        </w:rPr>
+        <w:t>二十章9節</w:t>
+      </w:r>
       <w:r>
         <w:rPr>
           <w:lang w:val="zh_TW" w:bidi="zh_TW"/>
         </w:rPr>
         <w:t>中談到惡人時說：「親眼見過他的，必不再見他。」約伯在</w:t>
       </w:r>
-      <w:hyperlink r:id="rId29">
-        <w:r>
-          <w:rPr>
-            <w:lang w:val="zh_TW" w:bidi="zh_TW"/>
-          </w:rPr>
-          <w:rPr>
-            <w:color w:val="0000EE"/>
-            <w:u w:val="single"/>
-          </w:rPr>
-          <w:t>七章10節</w:t>
-        </w:r>
-      </w:hyperlink>
+      <w:r>
+        <w:rPr>
+          <w:lang w:val="zh_TW" w:bidi="zh_TW"/>
+        </w:rPr>
+        <w:t>七章10節</w:t>
+      </w:r>
       <w:r>
         <w:rPr>
           <w:lang w:val="zh_TW" w:bidi="zh_TW"/>
         </w:rPr>
         <w:t>中談到自己作為一個必死之人時說：「他不再回自己的家，故土也不再認識他。」瑣法在</w:t>
       </w:r>
-      <w:hyperlink r:id="rId28">
-        <w:r>
-          <w:rPr>
-            <w:lang w:val="zh_TW" w:bidi="zh_TW"/>
-          </w:rPr>
-          <w:rPr>
-            <w:color w:val="0000EE"/>
-            <w:u w:val="single"/>
-          </w:rPr>
-          <w:t>二十章9節</w:t>
-        </w:r>
-      </w:hyperlink>
+      <w:r>
+        <w:rPr>
+          <w:lang w:val="zh_TW" w:bidi="zh_TW"/>
+        </w:rPr>
+        <w:t>二十章9節</w:t>
+      </w:r>
       <w:r>
         <w:rPr>
           <w:lang w:val="zh_TW" w:bidi="zh_TW"/>
@@ -5113,54 +4993,36 @@
         </w:rPr>
         <w:t>同樣地，瑣法在</w:t>
       </w:r>
-      <w:hyperlink r:id="rId30">
-        <w:r>
-          <w:rPr>
-            <w:lang w:val="zh_TW" w:bidi="zh_TW"/>
-          </w:rPr>
-          <w:rPr>
-            <w:color w:val="0000EE"/>
-            <w:u w:val="single"/>
-          </w:rPr>
-          <w:t>二十章27節</w:t>
-        </w:r>
-      </w:hyperlink>
+      <w:r>
+        <w:rPr>
+          <w:lang w:val="zh_TW" w:bidi="zh_TW"/>
+        </w:rPr>
+        <w:t>二十章27節</w:t>
+      </w:r>
       <w:r>
         <w:rPr>
           <w:lang w:val="zh_TW" w:bidi="zh_TW"/>
         </w:rPr>
         <w:t>中提到惡人時說：「天要顯明他的罪孽，地要興起攻擊他。」在</w:t>
       </w:r>
-      <w:hyperlink r:id="rId31">
-        <w:r>
-          <w:rPr>
-            <w:lang w:val="zh_TW" w:bidi="zh_TW"/>
-          </w:rPr>
-          <w:rPr>
-            <w:color w:val="0000EE"/>
-            <w:u w:val="single"/>
-          </w:rPr>
-          <w:t>十六章18節</w:t>
-        </w:r>
-      </w:hyperlink>
+      <w:r>
+        <w:rPr>
+          <w:lang w:val="zh_TW" w:bidi="zh_TW"/>
+        </w:rPr>
+        <w:t>十六章18節</w:t>
+      </w:r>
       <w:r>
         <w:rPr>
           <w:lang w:val="zh_TW" w:bidi="zh_TW"/>
         </w:rPr>
         <w:t>中，約伯呼籲大地要看見他得到公義，而且在</w:t>
       </w:r>
-      <w:hyperlink r:id="rId32">
-        <w:r>
-          <w:rPr>
-            <w:lang w:val="zh_TW" w:bidi="zh_TW"/>
-          </w:rPr>
-          <w:rPr>
-            <w:color w:val="0000EE"/>
-            <w:u w:val="single"/>
-          </w:rPr>
-          <w:t>十六章19節</w:t>
-        </w:r>
-      </w:hyperlink>
+      <w:r>
+        <w:rPr>
+          <w:lang w:val="zh_TW" w:bidi="zh_TW"/>
+        </w:rPr>
+        <w:t>十六章19節</w:t>
+      </w:r>
       <w:r>
         <w:rPr>
           <w:lang w:val="zh_TW" w:bidi="zh_TW"/>
@@ -5206,36 +5068,24 @@
         </w:rPr>
         <w:t>如上所述，瑣法在這段講話中對約伯說得非常強烈。他使用了一些來自身體功能的圖像，而這些圖像在你的文化中可能被認為不適合出現在聖經翻譯中。如果是這樣，你可以使用類似的圖像。瑣法在</w:t>
       </w:r>
-      <w:hyperlink r:id="rId33">
-        <w:r>
-          <w:rPr>
-            <w:lang w:val="zh_TW" w:bidi="zh_TW"/>
-          </w:rPr>
-          <w:rPr>
-            <w:color w:val="0000EE"/>
-            <w:u w:val="single"/>
-          </w:rPr>
-          <w:t>二十章7節</w:t>
-        </w:r>
-      </w:hyperlink>
+      <w:r>
+        <w:rPr>
+          <w:lang w:val="zh_TW" w:bidi="zh_TW"/>
+        </w:rPr>
+        <w:t>二十章7節</w:t>
+      </w:r>
       <w:r>
         <w:rPr>
           <w:lang w:val="zh_TW" w:bidi="zh_TW"/>
         </w:rPr>
         <w:t>中提到惡人時說：「他終必滅亡，像自己的糞一樣。」你可以改用其它完全消失的東西，例如說：「他終必滅亡，像被風吹散的塵土一樣。」瑣法在</w:t>
       </w:r>
-      <w:hyperlink r:id="rId34">
-        <w:r>
-          <w:rPr>
-            <w:lang w:val="zh_TW" w:bidi="zh_TW"/>
-          </w:rPr>
-          <w:rPr>
-            <w:color w:val="0000EE"/>
-            <w:u w:val="single"/>
-          </w:rPr>
-          <w:t>二十章15節</w:t>
-        </w:r>
-      </w:hyperlink>
+      <w:r>
+        <w:rPr>
+          <w:lang w:val="zh_TW" w:bidi="zh_TW"/>
+        </w:rPr>
+        <w:t>二十章15節</w:t>
+      </w:r>
       <w:r>
         <w:rPr>
           <w:lang w:val="zh_TW" w:bidi="zh_TW"/>
@@ -5623,36 +5473,24 @@
         </w:rPr>
         <w:t>在這一章中，約伯所說的是向神提出法律訴訟，以證明自己的清白。正如</w:t>
       </w:r>
-      <w:hyperlink r:id="rId35">
-        <w:r>
-          <w:rPr>
-            <w:lang w:val="zh_TW" w:bidi="zh_TW"/>
-          </w:rPr>
-          <w:rPr>
-            <w:color w:val="0000EE"/>
-            <w:u w:val="single"/>
-          </w:rPr>
-          <w:t>九章3節</w:t>
-        </w:r>
-      </w:hyperlink>
+      <w:r>
+        <w:rPr>
+          <w:lang w:val="zh_TW" w:bidi="zh_TW"/>
+        </w:rPr>
+        <w:t>九章3節</w:t>
+      </w:r>
       <w:r>
         <w:rPr>
           <w:lang w:val="zh_TW" w:bidi="zh_TW"/>
         </w:rPr>
         <w:t>的註釋所解釋的，在這種文化中，人們通常在公共場所，比如城門口，向社區領袖提出這類案件。爭議中的雙方會在領袖面前質詢對方，然後領袖們會討論案件並決定哪一方有罪，哪一方無辜。然而，聖經指出，法官也會從一個地方到另一個地方巡迴審理案件。例如，</w:t>
       </w:r>
-      <w:hyperlink r:id="rId36">
-        <w:r>
-          <w:rPr>
-            <w:lang w:val="zh_TW" w:bidi="zh_TW"/>
-          </w:rPr>
-          <w:rPr>
-            <w:color w:val="0000EE"/>
-            <w:u w:val="single"/>
-          </w:rPr>
-          <w:t>撒上七章16至17節</w:t>
-        </w:r>
-      </w:hyperlink>
+      <w:r>
+        <w:rPr>
+          <w:lang w:val="zh_TW" w:bidi="zh_TW"/>
+        </w:rPr>
+        <w:t>撒上七章16至17節</w:t>
+      </w:r>
       <w:r>
         <w:rPr>
           <w:lang w:val="zh_TW" w:bidi="zh_TW"/>
@@ -5835,18 +5673,12 @@
         </w:rPr>
         <w:t>在第1至17節，約伯抗議神不審判惡人。他列舉了許多惡人壓迫弱者和無辜者的行為，並抱怨神似乎默許這些事情。但在第18至24節，約伯又描述神確實會審判惡人。這種表面上的矛盾是可以解釋的。從這篇發言的整體來看，約伯表示他知道神最終會審判惡人，但令他非常痛苦的是，神現在不審判和懲罰他們，以防止他們繼續壓迫弱勢群體。在你的翻譯中，你可以使用語言來表明，約伯在本章的兩個部分當中都堅定地相信他所說的話，因為對他來說，若說神現在似乎不審判惡人，或者說神最終會審判惡人，這兩者是完全一致的。這不是矛盾，而是一種弔詭，聖經在其它段落中也提到這一點。例如，</w:t>
       </w:r>
-      <w:hyperlink r:id="rId37">
-        <w:r>
-          <w:rPr>
-            <w:lang w:val="zh_TW" w:bidi="zh_TW"/>
-          </w:rPr>
-          <w:rPr>
-            <w:color w:val="0000EE"/>
-            <w:u w:val="single"/>
-          </w:rPr>
-          <w:t>傳道書八章11節</w:t>
-        </w:r>
-      </w:hyperlink>
+      <w:r>
+        <w:rPr>
+          <w:lang w:val="zh_TW" w:bidi="zh_TW"/>
+        </w:rPr>
+        <w:t>傳道書八章11節</w:t>
+      </w:r>
       <w:r>
         <w:rPr>
           <w:lang w:val="zh_TW" w:bidi="zh_TW"/>
@@ -6004,18 +5836,12 @@
         </w:rPr>
         <w:t>比勒達這次的發言比他前兩次的都短，也遠比以利法至此為止的三次發言和瑣法的兩次發言要短。可能的解釋是約伯的朋友們對他已經無話可說。事實上，瑣法根本沒有進行第三次發言。敘述者在</w:t>
       </w:r>
-      <w:hyperlink r:id="rId38">
-        <w:r>
-          <w:rPr>
-            <w:lang w:val="zh_TW" w:bidi="zh_TW"/>
-          </w:rPr>
-          <w:rPr>
-            <w:color w:val="0000EE"/>
-            <w:u w:val="single"/>
-          </w:rPr>
-          <w:t>三十二章3節</w:t>
-        </w:r>
-      </w:hyperlink>
+      <w:r>
+        <w:rPr>
+          <w:lang w:val="zh_TW" w:bidi="zh_TW"/>
+        </w:rPr>
+        <w:t>三十二章3節</w:t>
+      </w:r>
       <w:r>
         <w:rPr>
           <w:lang w:val="zh_TW" w:bidi="zh_TW"/>
@@ -8406,18 +8232,12 @@
         </w:rPr>
         <w:t>耶和華在本章繼續向約伯提問，這些問題顯示出約伯不理解受造世界的運作。耶和華從</w:t>
       </w:r>
-      <w:hyperlink r:id="rId39">
-        <w:r>
-          <w:rPr>
-            <w:lang w:val="zh_TW" w:bidi="zh_TW"/>
-          </w:rPr>
-          <w:rPr>
-            <w:color w:val="0000EE"/>
-            <w:u w:val="single"/>
-          </w:rPr>
-          <w:t>三十八章39節</w:t>
-        </w:r>
-      </w:hyperlink>
+      <w:r>
+        <w:rPr>
+          <w:lang w:val="zh_TW" w:bidi="zh_TW"/>
+        </w:rPr>
+        <w:t>三十八章39節</w:t>
+      </w:r>
       <w:r>
         <w:rPr>
           <w:lang w:val="zh_TW" w:bidi="zh_TW"/>
@@ -8831,54 +8651,36 @@
         </w:rPr>
         <w:t>在本章的幾個地方，耶和華暗指了約伯的開場白，約伯在這開場白中詛咒自己出生的日子，耶和華使用了與約伯相同的語言。在第10節，耶和華提到喚醒鱷魚，就像約伯在</w:t>
       </w:r>
-      <w:hyperlink r:id="rId13">
-        <w:r>
-          <w:rPr>
-            <w:lang w:val="zh_TW" w:bidi="zh_TW"/>
-          </w:rPr>
-          <w:rPr>
-            <w:color w:val="0000EE"/>
-            <w:u w:val="single"/>
-          </w:rPr>
-          <w:t>三章8節</w:t>
-        </w:r>
-      </w:hyperlink>
+      <w:r>
+        <w:rPr>
+          <w:lang w:val="zh_TW" w:bidi="zh_TW"/>
+        </w:rPr>
+        <w:t>三章8節</w:t>
+      </w:r>
       <w:r>
         <w:rPr>
           <w:lang w:val="zh_TW" w:bidi="zh_TW"/>
         </w:rPr>
         <w:t>中所做的那樣。在第18節，耶和華提到「黎明的眼皮」，意指初升太陽的第一縷光芒，約伯在</w:t>
       </w:r>
-      <w:hyperlink r:id="rId40">
-        <w:r>
-          <w:rPr>
-            <w:lang w:val="zh_TW" w:bidi="zh_TW"/>
-          </w:rPr>
-          <w:rPr>
-            <w:color w:val="0000EE"/>
-            <w:u w:val="single"/>
-          </w:rPr>
-          <w:t>三章9節</w:t>
-        </w:r>
-      </w:hyperlink>
+      <w:r>
+        <w:rPr>
+          <w:lang w:val="zh_TW" w:bidi="zh_TW"/>
+        </w:rPr>
+        <w:t>三章9節</w:t>
+      </w:r>
       <w:r>
         <w:rPr>
           <w:lang w:val="zh_TW" w:bidi="zh_TW"/>
         </w:rPr>
         <w:t>中也同樣提到。在第30節，耶和華提到「瓦片」，或者一塊陶器的碎片，約伯在</w:t>
       </w:r>
-      <w:hyperlink r:id="rId41">
-        <w:r>
-          <w:rPr>
-            <w:lang w:val="zh_TW" w:bidi="zh_TW"/>
-          </w:rPr>
-          <w:rPr>
-            <w:color w:val="0000EE"/>
-            <w:u w:val="single"/>
-          </w:rPr>
-          <w:t>二章8節</w:t>
-        </w:r>
-      </w:hyperlink>
+      <w:r>
+        <w:rPr>
+          <w:lang w:val="zh_TW" w:bidi="zh_TW"/>
+        </w:rPr>
+        <w:t>二章8節</w:t>
+      </w:r>
       <w:r>
         <w:rPr>
           <w:lang w:val="zh_TW" w:bidi="zh_TW"/>

--- a/zht/docx/18.content.docx
+++ b/zht/docx/18.content.docx
@@ -6839,20 +6839,19 @@
         <w:rPr>
           <w:lang w:val="zh_TW" w:bidi="zh_TW"/>
         </w:rPr>
-        <w:t>類似這樣的一系列陳述被稱為連禱文。如果你的讀者能夠辨識約伯在做什麼，你可以像某些英文譯本那樣翻譯和組織這個連禱文。如果你的讀者不熟悉連禱文形式，你可以將連禱文的每個句子另起一行，以此來幫助他們理解它。請參考你在第九、十二、二十六和二十九章中如何處理類似的連禱文。（見：rc://</w:t>
-      </w:r>
-      <w:r>
-        <w:rPr>
-          <w:i/>
-          <w:lang w:val="zh_TW" w:bidi="zh_TW"/>
-        </w:rPr>
-        <w:t>/ta/man/translate/figs-litany 以及rc://</w:t>
-      </w:r>
-      <w:r>
-        <w:rPr>
-          <w:lang w:val="zh_TW" w:bidi="zh_TW"/>
-        </w:rPr>
-        <w:t>/ta/man/translate/writing-oathformula）</w:t>
+        <w:t>類似這樣的一系列陳述被稱為連禱文。如果你的讀者能夠辨識約伯在做什麼，你可以像某些英文譯本那樣翻譯和組織這個連禱文。如果你的讀者不熟悉連禱文形式，你可以將連禱文的每個句子另起一行，以此來幫助他們理解它。請參考你在第九、十二、二十六和二十九章中如何處理類似的連禱文。（見：</w:t>
+      </w:r>
+      <w:r>
+        <w:rPr>
+          <w:lang w:val="zh_TW" w:bidi="zh_TW"/>
+        </w:rPr>
+        <w:t>誓言公式</w:t>
+      </w:r>
+      <w:r>
+        <w:rPr>
+          <w:lang w:val="zh_TW" w:bidi="zh_TW"/>
+        </w:rPr>
+        <w:t>）</w:t>
       </w:r>
     </w:p>
     <w:p>
@@ -7427,7 +7426,19 @@
         <w:rPr>
           <w:lang w:val="zh_TW" w:bidi="zh_TW"/>
         </w:rPr>
-        <w:t>在本章的幾個地方，以利戶使用「男人」和「眾男人」這些詞語時，顯然是泛指男人和女人。在翻譯時，你可以考慮使用「男人和女人」或者在你的語言中明確包括男人和女人的詞語，這樣可能會有所幫助。註釋提供了一些建議，幫助你做到這一點。（見：rc://*/ta/man/translate/figs-gendernotations。）</w:t>
+        <w:t>在本章的幾個地方，以利戶使用「男人」和「眾男人」這些詞語時，顯然是泛指男人和女人。在翻譯時，你可以考慮使用「男人和女人」或者在你的語言中明確包括男人和女人的詞語，這樣可能會有所幫助。註釋提供了一些建議，幫助你做到這一點。（見：</w:t>
+      </w:r>
+      <w:r>
+        <w:rPr>
+          <w:lang w:val="zh_TW" w:bidi="zh_TW"/>
+        </w:rPr>
+        <w:t>當男性用語包含女性時</w:t>
+      </w:r>
+      <w:r>
+        <w:rPr>
+          <w:lang w:val="zh_TW" w:bidi="zh_TW"/>
+        </w:rPr>
+        <w:t>。）</w:t>
       </w:r>
     </w:p>
     <w:p>
@@ -7452,7 +7463,19 @@
         <w:rPr>
           <w:lang w:val="zh_TW" w:bidi="zh_TW"/>
         </w:rPr>
-        <w:t>在本章中，以利戶多次在某節經文開頭使用「因為」來引出他在前一節經文中所說內容的原因。以利戶在第3、5、9、11、21和37節中就是這樣做的。如果對你的讀者會有幫助的話，你可以更明確地指出前一節經文，以顯示以利戶的做法。某些英文譯本在每種情況下都是這樣做的。（第23節開頭的「因為」引入了一個新的考量，某些英文譯本顯明了這一點。）（見：rc://*/ta/man/translate/grammar-connect-words-phrases。）</w:t>
+        <w:t>在本章中，以利戶多次在某節經文開頭使用「因為」來引出他在前一節經文中所說內容的原因。以利戶在第3、5、9、11、21和37節中就是這樣做的。如果對你的讀者會有幫助的話，你可以更明確地指出前一節經文，以顯示以利戶的做法。某些英文譯本在每種情況下都是這樣做的。（第23節開頭的「因為」引入了一個新的考量，某些英文譯本顯明了這一點。）（見：</w:t>
+      </w:r>
+      <w:r>
+        <w:rPr>
+          <w:lang w:val="zh_TW" w:bidi="zh_TW"/>
+        </w:rPr>
+        <w:t>連接詞和片語</w:t>
+      </w:r>
+      <w:r>
+        <w:rPr>
+          <w:lang w:val="zh_TW" w:bidi="zh_TW"/>
+        </w:rPr>
+        <w:t>。）</w:t>
       </w:r>
       <w:r>
         <w:rPr>
